--- a/02_Части/Часть_4.docx
+++ b/02_Части/Часть_4.docx
@@ -3196,33 +3196,7 @@
         <w:jc w:val="both"/>
       </w:pPr>
       <w:r>
-        <w:rPr>
-          <w:outline w:val="0"/>
-          <w:color w:val="000000"/>
-          <w:u w:color="000000"/>
-          <w:rtl w:val="0"/>
-          <w14:textFill>
-            <w14:solidFill>
-              <w14:srgbClr w14:val="000000"/>
-            </w14:solidFill>
-          </w14:textFill>
-        </w:rPr>
-        <w:t xml:space="preserve">4.2 </w:t>
-      </w:r>
-      <w:r>
-        <w:rPr>
-          <w:outline w:val="0"/>
-          <w:color w:val="000000"/>
-          <w:u w:color="000000"/>
-          <w:rtl w:val="0"/>
-          <w:lang w:val="en-US"/>
-          <w14:textFill>
-            <w14:solidFill>
-              <w14:srgbClr w14:val="000000"/>
-            </w14:solidFill>
-          </w14:textFill>
-        </w:rPr>
-        <w:t>Составление структурной схемы автоматизации</w:t>
+        <w:t>4.2 Составление структурной схемы автоматизации, схем подключения датчиков и исполнительных устройств к контроллеру</w:t>
       </w:r>
     </w:p>
     <w:p>
@@ -6443,33 +6417,7 @@
         <w:jc w:val="both"/>
       </w:pPr>
       <w:r>
-        <w:rPr>
-          <w:outline w:val="0"/>
-          <w:color w:val="000000"/>
-          <w:u w:color="000000"/>
-          <w:rtl w:val="0"/>
-          <w14:textFill>
-            <w14:solidFill>
-              <w14:srgbClr w14:val="000000"/>
-            </w14:solidFill>
-          </w14:textFill>
-        </w:rPr>
-        <w:t xml:space="preserve">4.3 </w:t>
-      </w:r>
-      <w:r>
-        <w:rPr>
-          <w:outline w:val="0"/>
-          <w:color w:val="000000"/>
-          <w:u w:color="000000"/>
-          <w:rtl w:val="0"/>
-          <w:lang w:val="en-US"/>
-          <w14:textFill>
-            <w14:solidFill>
-              <w14:srgbClr w14:val="000000"/>
-            </w14:solidFill>
-          </w14:textFill>
-        </w:rPr>
-        <w:t>Схемы подключения датчиков и исполнительных устройств к контроллеру</w:t>
+        <w:t>4.2.1 Схемы подключения датчиков и исполнительных устройств к контроллеру</w:t>
       </w:r>
     </w:p>
     <w:p>
@@ -9524,48 +9472,7 @@
         <w:jc w:val="both"/>
       </w:pPr>
       <w:r>
-        <w:rPr>
-          <w:outline w:val="0"/>
-          <w:color w:val="000000"/>
-          <w:u w:color="000000"/>
-          <w:rtl w:val="0"/>
-          <w14:textFill>
-            <w14:solidFill>
-              <w14:srgbClr w14:val="000000"/>
-            </w14:solidFill>
-          </w14:textFill>
-        </w:rPr>
-        <w:t xml:space="preserve">4.4 </w:t>
-      </w:r>
-      <w:r>
-        <w:rPr>
-          <w:outline w:val="0"/>
-          <w:color w:val="000000"/>
-          <w:u w:color="000000"/>
-          <w:rtl w:val="0"/>
-          <w:lang w:val="en-US"/>
-          <w14:textFill>
-            <w14:solidFill>
-              <w14:srgbClr w14:val="000000"/>
-            </w14:solidFill>
-          </w14:textFill>
-        </w:rPr>
-        <w:t xml:space="preserve">Реализация системы управления в среде </w:t>
-      </w:r>
-      <w:r>
-        <w:rPr>
-          <w:outline w:val="0"/>
-          <w:color w:val="000000"/>
-          <w:u w:color="000000"/>
-          <w:rtl w:val="0"/>
-          <w:lang w:val="fr-FR"/>
-          <w14:textFill>
-            <w14:solidFill>
-              <w14:srgbClr w14:val="000000"/>
-            </w14:solidFill>
-          </w14:textFill>
-        </w:rPr>
-        <w:t>Node-RED</w:t>
+        <w:t>4.2.2 Реализация системы управления в среде Node-RED</w:t>
       </w:r>
     </w:p>
     <w:p>
